--- a/Files/06 - Yom Tov/20 - Rosh Chodesh/Rosh Chodesh.docx
+++ b/Files/06 - Yom Tov/20 - Rosh Chodesh/Rosh Chodesh.docx
@@ -1295,7 +1295,19 @@
         <w:rPr>
           <w:rFonts w:ascii="Times New Roman" w:hAnsi="Times New Roman" w:cs="Times New Roman"/>
         </w:rPr>
-        <w:t xml:space="preserve">ve met him many times over the years. I met him many times at </w:t>
+        <w:t>ve met him many times over the years</w:t>
+      </w:r>
+      <w:r>
+        <w:rPr>
+          <w:rFonts w:ascii="Times New Roman" w:hAnsi="Times New Roman" w:cs="Times New Roman"/>
+        </w:rPr>
+        <w:t>,</w:t>
+      </w:r>
+      <w:r>
+        <w:rPr>
+          <w:rFonts w:ascii="Times New Roman" w:hAnsi="Times New Roman" w:cs="Times New Roman"/>
+        </w:rPr>
+        <w:t xml:space="preserve"> at </w:t>
       </w:r>
       <w:r>
         <w:rPr>
@@ -1308,7 +1320,19 @@
         <w:rPr>
           <w:rFonts w:ascii="Times New Roman" w:hAnsi="Times New Roman" w:cs="Times New Roman"/>
         </w:rPr>
-        <w:t>, and even up here in the verdant Catskills where he had a place nearby, and each time we met, we didn</w:t>
+        <w:t xml:space="preserve"> and even up here in the verdant Catskil</w:t>
+      </w:r>
+      <w:r>
+        <w:rPr>
+          <w:rFonts w:ascii="Times New Roman" w:hAnsi="Times New Roman" w:cs="Times New Roman"/>
+        </w:rPr>
+        <w:t>ls where he had a place nearby. E</w:t>
+      </w:r>
+      <w:r>
+        <w:rPr>
+          <w:rFonts w:ascii="Times New Roman" w:hAnsi="Times New Roman" w:cs="Times New Roman"/>
+        </w:rPr>
+        <w:t>ach time we met, we didn</w:t>
       </w:r>
       <w:r>
         <w:rPr>
@@ -1379,7 +1403,6 @@
       <w:r>
         <w:rPr>
           <w:rFonts w:ascii="Times New Roman" w:hAnsi="Times New Roman" w:cs="Times New Roman"/>
-          <w:rtl/>
         </w:rPr>
         <w:t xml:space="preserve"> </w:t>
       </w:r>
